--- a/documentation.docx
+++ b/documentation.docx
@@ -200,7 +200,6 @@
         </w:rPr>
         <w:t xml:space="preserve">Sayf </w:t>
       </w:r>
-      <w:proofErr w:type="spellStart"/>
       <w:r>
         <w:rPr>
           <w:sz w:val="30"/>
@@ -215,7 +214,6 @@
         </w:rPr>
         <w:t>ourou</w:t>
       </w:r>
-      <w:proofErr w:type="spellEnd"/>
     </w:p>
     <w:p/>
     <w:p/>
@@ -1351,7 +1349,6 @@
         </w:rPr>
         <w:t xml:space="preserve">Data </w:t>
       </w:r>
-      <w:proofErr w:type="gramStart"/>
       <w:r>
         <w:rPr>
           <w:b/>
@@ -1367,25 +1364,13 @@
         <w:t xml:space="preserve">reprocessing </w:t>
       </w:r>
       <w:r>
-        <w:t>:</w:t>
-      </w:r>
-      <w:proofErr w:type="gramEnd"/>
-      <w:r>
-        <w:t xml:space="preserve"> </w:t>
+        <w:t xml:space="preserve">: </w:t>
       </w:r>
       <w:r>
         <w:t>a</w:t>
       </w:r>
       <w:r>
-        <w:t xml:space="preserve">ugmentation techniques such as random cropping, flipping, </w:t>
-      </w:r>
-      <w:proofErr w:type="spellStart"/>
-      <w:r>
-        <w:t>color</w:t>
-      </w:r>
-      <w:proofErr w:type="spellEnd"/>
-      <w:r>
-        <w:t xml:space="preserve"> jittering, and rotation.</w:t>
+        <w:t>ugmentation techniques such as random cropping, flipping, color jittering, and rotation.</w:t>
       </w:r>
     </w:p>
     <w:p>
@@ -1402,7 +1387,6 @@
         </w:rPr>
         <w:t xml:space="preserve">Model </w:t>
       </w:r>
-      <w:proofErr w:type="gramStart"/>
       <w:r>
         <w:rPr>
           <w:b/>
@@ -1418,11 +1402,7 @@
         <w:t xml:space="preserve">rchitecture </w:t>
       </w:r>
       <w:r>
-        <w:t>:</w:t>
-      </w:r>
-      <w:proofErr w:type="gramEnd"/>
-      <w:r>
-        <w:t xml:space="preserve"> EfficientNet-B0 pre-trained on ImageNet.</w:t>
+        <w:t>: EfficientNet-B0 pre-trained on ImageNet.</w:t>
       </w:r>
     </w:p>
     <w:p>
@@ -1439,7 +1419,6 @@
         </w:rPr>
         <w:t xml:space="preserve">Training </w:t>
       </w:r>
-      <w:proofErr w:type="gramStart"/>
       <w:r>
         <w:rPr>
           <w:b/>
@@ -1455,11 +1434,7 @@
         <w:t xml:space="preserve">trategy </w:t>
       </w:r>
       <w:r>
-        <w:t>:</w:t>
-      </w:r>
-      <w:proofErr w:type="gramEnd"/>
-      <w:r>
-        <w:t xml:space="preserve"> </w:t>
+        <w:t xml:space="preserve">: </w:t>
       </w:r>
       <w:r>
         <w:t>m</w:t>
@@ -1482,7 +1457,6 @@
         </w:rPr>
         <w:t xml:space="preserve">Evaluation </w:t>
       </w:r>
-      <w:proofErr w:type="gramStart"/>
       <w:r>
         <w:rPr>
           <w:b/>
@@ -1498,11 +1472,7 @@
         <w:t xml:space="preserve">etrics </w:t>
       </w:r>
       <w:r>
-        <w:t>:</w:t>
-      </w:r>
-      <w:proofErr w:type="gramEnd"/>
-      <w:r>
-        <w:t xml:space="preserve"> </w:t>
+        <w:t xml:space="preserve">: </w:t>
       </w:r>
       <w:r>
         <w:t>a</w:t>
@@ -1556,7 +1526,6 @@
       <w:r>
         <w:t>Load the dataset from the specified directory (</w:t>
       </w:r>
-      <w:proofErr w:type="spellStart"/>
       <w:r>
         <w:rPr>
           <w:b/>
@@ -1564,7 +1533,6 @@
         </w:rPr>
         <w:t>dataset_dir</w:t>
       </w:r>
-      <w:proofErr w:type="spellEnd"/>
       <w:r>
         <w:t>).</w:t>
       </w:r>
@@ -1601,7 +1569,6 @@
       <w:r>
         <w:t>Save the subsets into separate directories (</w:t>
       </w:r>
-      <w:proofErr w:type="spellStart"/>
       <w:r>
         <w:rPr>
           <w:b/>
@@ -1609,11 +1576,9 @@
         </w:rPr>
         <w:t>train_folder</w:t>
       </w:r>
-      <w:proofErr w:type="spellEnd"/>
       <w:r>
         <w:t xml:space="preserve">, </w:t>
       </w:r>
-      <w:proofErr w:type="spellStart"/>
       <w:r>
         <w:rPr>
           <w:b/>
@@ -1621,11 +1586,9 @@
         </w:rPr>
         <w:t>val_folder</w:t>
       </w:r>
-      <w:proofErr w:type="spellEnd"/>
       <w:r>
         <w:t xml:space="preserve">, </w:t>
       </w:r>
-      <w:proofErr w:type="spellStart"/>
       <w:r>
         <w:rPr>
           <w:b/>
@@ -1633,7 +1596,6 @@
         </w:rPr>
         <w:t>test_folder</w:t>
       </w:r>
-      <w:proofErr w:type="spellEnd"/>
       <w:r>
         <w:t>) for reproducibility.</w:t>
       </w:r>
@@ -1743,11 +1705,9 @@
             <w:tcW w:w="4508" w:type="dxa"/>
           </w:tcPr>
           <w:p>
-            <w:proofErr w:type="spellStart"/>
             <w:r>
               <w:t>army_worm</w:t>
             </w:r>
-            <w:proofErr w:type="spellEnd"/>
           </w:p>
         </w:tc>
         <w:tc>
@@ -1787,11 +1747,9 @@
             <w:tcW w:w="4508" w:type="dxa"/>
           </w:tcPr>
           <w:p>
-            <w:proofErr w:type="spellStart"/>
             <w:r>
               <w:t>black_rust</w:t>
             </w:r>
-            <w:proofErr w:type="spellEnd"/>
           </w:p>
         </w:tc>
         <w:tc>
@@ -1831,11 +1789,9 @@
             <w:tcW w:w="4508" w:type="dxa"/>
           </w:tcPr>
           <w:p>
-            <w:proofErr w:type="spellStart"/>
             <w:r>
               <w:t>brown_rust</w:t>
             </w:r>
-            <w:proofErr w:type="spellEnd"/>
           </w:p>
         </w:tc>
         <w:tc>
@@ -1875,11 +1831,9 @@
             <w:tcW w:w="4508" w:type="dxa"/>
           </w:tcPr>
           <w:p>
-            <w:proofErr w:type="spellStart"/>
             <w:r>
               <w:t>common_rust</w:t>
             </w:r>
-            <w:proofErr w:type="spellEnd"/>
           </w:p>
         </w:tc>
         <w:tc>
@@ -1919,11 +1873,9 @@
             <w:tcW w:w="4508" w:type="dxa"/>
           </w:tcPr>
           <w:p>
-            <w:proofErr w:type="spellStart"/>
             <w:r>
               <w:t>healthy_leaf</w:t>
             </w:r>
-            <w:proofErr w:type="spellEnd"/>
           </w:p>
         </w:tc>
         <w:tc>
@@ -1963,11 +1915,9 @@
             <w:tcW w:w="4508" w:type="dxa"/>
           </w:tcPr>
           <w:p>
-            <w:proofErr w:type="spellStart"/>
             <w:r>
               <w:t>leaf_blight</w:t>
             </w:r>
-            <w:proofErr w:type="spellEnd"/>
           </w:p>
         </w:tc>
         <w:tc>
@@ -2007,11 +1957,9 @@
             <w:tcW w:w="4508" w:type="dxa"/>
           </w:tcPr>
           <w:p>
-            <w:proofErr w:type="spellStart"/>
             <w:r>
               <w:t>leaf_scab</w:t>
             </w:r>
-            <w:proofErr w:type="spellEnd"/>
           </w:p>
         </w:tc>
         <w:tc>
@@ -2051,11 +1999,9 @@
             <w:tcW w:w="4508" w:type="dxa"/>
           </w:tcPr>
           <w:p>
-            <w:proofErr w:type="spellStart"/>
             <w:r>
               <w:t>powdery_mildew_leaf</w:t>
             </w:r>
-            <w:proofErr w:type="spellEnd"/>
           </w:p>
         </w:tc>
         <w:tc>
@@ -2095,11 +2041,9 @@
             <w:tcW w:w="4508" w:type="dxa"/>
           </w:tcPr>
           <w:p>
-            <w:proofErr w:type="spellStart"/>
             <w:r>
               <w:t>viral_disease</w:t>
             </w:r>
-            <w:proofErr w:type="spellEnd"/>
           </w:p>
         </w:tc>
         <w:tc>
@@ -2139,11 +2083,9 @@
             <w:tcW w:w="4508" w:type="dxa"/>
           </w:tcPr>
           <w:p>
-            <w:proofErr w:type="spellStart"/>
             <w:r>
               <w:t>yellow_rust</w:t>
             </w:r>
-            <w:proofErr w:type="spellEnd"/>
           </w:p>
         </w:tc>
         <w:tc>
@@ -2267,22 +2209,10 @@
           <w:b/>
           <w:bCs/>
         </w:rPr>
-        <w:t xml:space="preserve">Image </w:t>
-      </w:r>
-      <w:proofErr w:type="gramStart"/>
-      <w:r>
-        <w:rPr>
-          <w:b/>
-          <w:bCs/>
-        </w:rPr>
-        <w:t xml:space="preserve">Size </w:t>
-      </w:r>
-      <w:r>
-        <w:t>:</w:t>
-      </w:r>
-      <w:proofErr w:type="gramEnd"/>
-      <w:r>
-        <w:t xml:space="preserve"> 224x224 pixels</w:t>
+        <w:t xml:space="preserve">Image Size </w:t>
+      </w:r>
+      <w:r>
+        <w:t>: 224x224 pixels</w:t>
       </w:r>
     </w:p>
     <w:p>
@@ -2297,22 +2227,10 @@
           <w:b/>
           <w:bCs/>
         </w:rPr>
-        <w:t xml:space="preserve">Batch </w:t>
-      </w:r>
-      <w:proofErr w:type="gramStart"/>
-      <w:r>
-        <w:rPr>
-          <w:b/>
-          <w:bCs/>
-        </w:rPr>
-        <w:t xml:space="preserve">Size </w:t>
-      </w:r>
-      <w:r>
-        <w:t>:</w:t>
-      </w:r>
-      <w:proofErr w:type="gramEnd"/>
-      <w:r>
-        <w:t xml:space="preserve"> 32</w:t>
+        <w:t xml:space="preserve">Batch Size </w:t>
+      </w:r>
+      <w:r>
+        <w:t>: 32</w:t>
       </w:r>
     </w:p>
     <w:p>
@@ -2327,22 +2245,10 @@
           <w:b/>
           <w:bCs/>
         </w:rPr>
-        <w:t xml:space="preserve">Number of </w:t>
-      </w:r>
-      <w:proofErr w:type="gramStart"/>
-      <w:r>
-        <w:rPr>
-          <w:b/>
-          <w:bCs/>
-        </w:rPr>
-        <w:t xml:space="preserve">Epochs </w:t>
-      </w:r>
-      <w:r>
-        <w:t>:</w:t>
-      </w:r>
-      <w:proofErr w:type="gramEnd"/>
-      <w:r>
-        <w:t xml:space="preserve"> 50</w:t>
+        <w:t xml:space="preserve">Number of Epochs </w:t>
+      </w:r>
+      <w:r>
+        <w:t>: 50</w:t>
       </w:r>
     </w:p>
     <w:p>
@@ -2357,22 +2263,10 @@
           <w:b/>
           <w:bCs/>
         </w:rPr>
-        <w:t xml:space="preserve">Learning </w:t>
-      </w:r>
-      <w:proofErr w:type="gramStart"/>
-      <w:r>
-        <w:rPr>
-          <w:b/>
-          <w:bCs/>
-        </w:rPr>
-        <w:t xml:space="preserve">Rate </w:t>
-      </w:r>
-      <w:r>
-        <w:t>:</w:t>
-      </w:r>
-      <w:proofErr w:type="gramEnd"/>
-      <w:r>
-        <w:t xml:space="preserve"> 0.001</w:t>
+        <w:t xml:space="preserve">Learning Rate </w:t>
+      </w:r>
+      <w:r>
+        <w:t>: 0.001</w:t>
       </w:r>
     </w:p>
     <w:p>
@@ -2387,22 +2281,10 @@
           <w:b/>
           <w:bCs/>
         </w:rPr>
-        <w:t>Weight Decay (L2 Regularization</w:t>
-      </w:r>
-      <w:proofErr w:type="gramStart"/>
-      <w:r>
-        <w:rPr>
-          <w:b/>
-          <w:bCs/>
-        </w:rPr>
-        <w:t xml:space="preserve">) </w:t>
-      </w:r>
-      <w:r>
-        <w:t>:</w:t>
-      </w:r>
-      <w:proofErr w:type="gramEnd"/>
-      <w:r>
-        <w:t xml:space="preserve"> 0.0001</w:t>
+        <w:t xml:space="preserve">Weight Decay (L2 Regularization) </w:t>
+      </w:r>
+      <w:r>
+        <w:t>: 0.0001</w:t>
       </w:r>
     </w:p>
     <w:p>
@@ -2417,22 +2299,10 @@
           <w:b/>
           <w:bCs/>
         </w:rPr>
-        <w:t xml:space="preserve">Dropout </w:t>
-      </w:r>
-      <w:proofErr w:type="gramStart"/>
-      <w:r>
-        <w:rPr>
-          <w:b/>
-          <w:bCs/>
-        </w:rPr>
-        <w:t xml:space="preserve">Rate </w:t>
-      </w:r>
-      <w:r>
-        <w:t>:</w:t>
-      </w:r>
-      <w:proofErr w:type="gramEnd"/>
-      <w:r>
-        <w:t xml:space="preserve"> 0.3</w:t>
+        <w:t xml:space="preserve">Dropout Rate </w:t>
+      </w:r>
+      <w:r>
+        <w:t>: 0.3</w:t>
       </w:r>
     </w:p>
     <w:p>
@@ -2447,22 +2317,10 @@
           <w:b/>
           <w:bCs/>
         </w:rPr>
-        <w:t xml:space="preserve">Patience for Early </w:t>
-      </w:r>
-      <w:proofErr w:type="gramStart"/>
-      <w:r>
-        <w:rPr>
-          <w:b/>
-          <w:bCs/>
-        </w:rPr>
-        <w:t xml:space="preserve">Stopping </w:t>
-      </w:r>
-      <w:r>
-        <w:t>:</w:t>
-      </w:r>
-      <w:proofErr w:type="gramEnd"/>
-      <w:r>
-        <w:t xml:space="preserve"> 5 epochs</w:t>
+        <w:t xml:space="preserve">Patience for Early Stopping </w:t>
+      </w:r>
+      <w:r>
+        <w:t>: 5 epochs</w:t>
       </w:r>
     </w:p>
     <w:p>
@@ -2477,22 +2335,10 @@
           <w:b/>
           <w:bCs/>
         </w:rPr>
-        <w:t xml:space="preserve">Minimum Validation </w:t>
-      </w:r>
-      <w:proofErr w:type="gramStart"/>
-      <w:r>
-        <w:rPr>
-          <w:b/>
-          <w:bCs/>
-        </w:rPr>
-        <w:t xml:space="preserve">Accuracy </w:t>
-      </w:r>
-      <w:r>
-        <w:t>:</w:t>
-      </w:r>
-      <w:proofErr w:type="gramEnd"/>
-      <w:r>
-        <w:t xml:space="preserve"> 80%</w:t>
+        <w:t xml:space="preserve">Minimum Validation Accuracy </w:t>
+      </w:r>
+      <w:r>
+        <w:t>: 80%</w:t>
       </w:r>
     </w:p>
     <w:p>
@@ -2552,7 +2398,6 @@
         </w:rPr>
         <w:t xml:space="preserve">Loss </w:t>
       </w:r>
-      <w:proofErr w:type="gramStart"/>
       <w:r>
         <w:rPr>
           <w:b/>
@@ -2568,13 +2413,8 @@
         <w:t xml:space="preserve">unction </w:t>
       </w:r>
       <w:r>
-        <w:t>:</w:t>
-      </w:r>
-      <w:proofErr w:type="gramEnd"/>
-      <w:r>
-        <w:t xml:space="preserve"> Cross-Entropy Loss (</w:t>
-      </w:r>
-      <w:proofErr w:type="spellStart"/>
+        <w:t>: Cross-Entropy Loss (</w:t>
+      </w:r>
       <w:r>
         <w:rPr>
           <w:b/>
@@ -2582,7 +2422,6 @@
         </w:rPr>
         <w:t>nn.CrossEntropyLoss</w:t>
       </w:r>
-      <w:proofErr w:type="spellEnd"/>
       <w:r>
         <w:t>)</w:t>
       </w:r>
@@ -2594,7 +2433,6 @@
           <w:numId w:val="11"/>
         </w:numPr>
       </w:pPr>
-      <w:proofErr w:type="gramStart"/>
       <w:r>
         <w:rPr>
           <w:b/>
@@ -2603,21 +2441,8 @@
         <w:t xml:space="preserve">Optimizer </w:t>
       </w:r>
       <w:r>
-        <w:t>:</w:t>
-      </w:r>
-      <w:proofErr w:type="gramEnd"/>
-      <w:r>
-        <w:t xml:space="preserve"> </w:t>
-      </w:r>
-      <w:proofErr w:type="spellStart"/>
-      <w:r>
-        <w:t>AdamW</w:t>
-      </w:r>
-      <w:proofErr w:type="spellEnd"/>
-      <w:r>
-        <w:t xml:space="preserve"> (</w:t>
-      </w:r>
-      <w:proofErr w:type="spellStart"/>
+        <w:t>: AdamW (</w:t>
+      </w:r>
       <w:r>
         <w:rPr>
           <w:b/>
@@ -2625,7 +2450,6 @@
         </w:rPr>
         <w:t>optim.AdamW</w:t>
       </w:r>
-      <w:proofErr w:type="spellEnd"/>
       <w:r>
         <w:t>)</w:t>
       </w:r>
@@ -2658,7 +2482,6 @@
         </w:rPr>
         <w:t xml:space="preserve">ate </w:t>
       </w:r>
-      <w:proofErr w:type="gramStart"/>
       <w:r>
         <w:rPr>
           <w:b/>
@@ -2674,19 +2497,7 @@
         <w:t xml:space="preserve">cheduler </w:t>
       </w:r>
       <w:r>
-        <w:t>:</w:t>
-      </w:r>
-      <w:proofErr w:type="gramEnd"/>
-      <w:r>
-        <w:t xml:space="preserve"> </w:t>
-      </w:r>
-      <w:proofErr w:type="spellStart"/>
-      <w:r>
-        <w:t>ReduceLROnPlateau</w:t>
-      </w:r>
-      <w:proofErr w:type="spellEnd"/>
-      <w:r>
-        <w:t xml:space="preserve"> (reduces learning rate when validation loss plateaus)</w:t>
+        <w:t>: ReduceLROnPlateau (reduces learning rate when validation loss plateaus)</w:t>
       </w:r>
     </w:p>
     <w:p>
@@ -2734,17 +2545,8 @@
     </w:p>
     <w:p>
       <w:r>
-        <w:t xml:space="preserve">Mixed precision training is enabled using </w:t>
-      </w:r>
-      <w:proofErr w:type="spellStart"/>
-      <w:r>
-        <w:t>PyTorch's</w:t>
-      </w:r>
-      <w:proofErr w:type="spellEnd"/>
-      <w:r>
-        <w:t xml:space="preserve"> </w:t>
-      </w:r>
-      <w:proofErr w:type="spellStart"/>
+        <w:t xml:space="preserve">Mixed precision training is enabled using PyTorch's </w:t>
+      </w:r>
       <w:r>
         <w:rPr>
           <w:b/>
@@ -2752,7 +2554,6 @@
         </w:rPr>
         <w:t>torch.cuda.amp</w:t>
       </w:r>
-      <w:proofErr w:type="spellEnd"/>
       <w:r>
         <w:t xml:space="preserve"> module to accelerate computation and reduce memory usage.</w:t>
       </w:r>
@@ -2813,7 +2614,6 @@
           <w:b/>
           <w:bCs/>
         </w:rPr>
-        <w:lastRenderedPageBreak/>
         <w:t xml:space="preserve">3. Training and </w:t>
       </w:r>
       <w:r>
@@ -2978,15 +2778,7 @@
     </w:p>
     <w:p>
       <w:r>
-        <w:t xml:space="preserve">The </w:t>
-      </w:r>
-      <w:proofErr w:type="gramStart"/>
-      <w:r>
-        <w:t>final results</w:t>
-      </w:r>
-      <w:proofErr w:type="gramEnd"/>
-      <w:r>
-        <w:t xml:space="preserve"> are presented in terms of:</w:t>
+        <w:t>The final results are presented in terms of:</w:t>
       </w:r>
     </w:p>
     <w:p>
@@ -3003,7 +2795,6 @@
         </w:rPr>
         <w:t xml:space="preserve">Test </w:t>
       </w:r>
-      <w:proofErr w:type="gramStart"/>
       <w:r>
         <w:rPr>
           <w:b/>
@@ -3019,11 +2810,7 @@
         <w:t xml:space="preserve">ccuracy </w:t>
       </w:r>
       <w:r>
-        <w:t>:</w:t>
-      </w:r>
-      <w:proofErr w:type="gramEnd"/>
-      <w:r>
-        <w:t xml:space="preserve"> Percentage of correctly classified images in the test set.</w:t>
+        <w:t>: Percentage of correctly classified images in the test set.</w:t>
       </w:r>
     </w:p>
     <w:p>
@@ -3040,7 +2827,6 @@
         </w:rPr>
         <w:t xml:space="preserve">Classification </w:t>
       </w:r>
-      <w:proofErr w:type="gramStart"/>
       <w:r>
         <w:rPr>
           <w:b/>
@@ -3056,11 +2842,7 @@
         <w:t xml:space="preserve">eport </w:t>
       </w:r>
       <w:r>
-        <w:t>:</w:t>
-      </w:r>
-      <w:proofErr w:type="gramEnd"/>
-      <w:r>
-        <w:t xml:space="preserve"> Precision, recall, F1-score, and support for each class.</w:t>
+        <w:t>: Precision, recall, F1-score, and support for each class.</w:t>
       </w:r>
     </w:p>
     <w:p>
@@ -3077,7 +2859,6 @@
         </w:rPr>
         <w:t xml:space="preserve">Confusion </w:t>
       </w:r>
-      <w:proofErr w:type="gramStart"/>
       <w:r>
         <w:rPr>
           <w:b/>
@@ -3093,11 +2874,7 @@
         <w:t xml:space="preserve">atrix </w:t>
       </w:r>
       <w:r>
-        <w:t>:</w:t>
-      </w:r>
-      <w:proofErr w:type="gramEnd"/>
-      <w:r>
-        <w:t xml:space="preserve"> A visual representation of prediction accuracy across classes.</w:t>
+        <w:t>: A visual representation of prediction accuracy across classes.</w:t>
       </w:r>
     </w:p>
     <w:p>
@@ -3106,6 +2883,7 @@
       </w:pPr>
       <w:bookmarkStart w:id="10" w:name="_Toc190684951"/>
       <w:r>
+        <w:lastRenderedPageBreak/>
         <w:t xml:space="preserve">4.1 Test </w:t>
       </w:r>
       <w:r>
@@ -3130,7 +2908,6 @@
         </w:rPr>
         <w:t xml:space="preserve">Test </w:t>
       </w:r>
-      <w:proofErr w:type="gramStart"/>
       <w:r>
         <w:rPr>
           <w:b/>
@@ -3146,11 +2923,7 @@
         <w:t xml:space="preserve">oss </w:t>
       </w:r>
       <w:r>
-        <w:t>:</w:t>
-      </w:r>
-      <w:proofErr w:type="gramEnd"/>
-      <w:r>
-        <w:t xml:space="preserve"> 0.2854</w:t>
+        <w:t>: 0.2854</w:t>
       </w:r>
     </w:p>
     <w:p>
@@ -3167,7 +2940,6 @@
         </w:rPr>
         <w:t xml:space="preserve">Test </w:t>
       </w:r>
-      <w:proofErr w:type="gramStart"/>
       <w:r>
         <w:rPr>
           <w:b/>
@@ -3183,11 +2955,7 @@
         <w:t xml:space="preserve">ccuracy </w:t>
       </w:r>
       <w:r>
-        <w:t>:</w:t>
-      </w:r>
-      <w:proofErr w:type="gramEnd"/>
-      <w:r>
-        <w:t xml:space="preserve"> 91.69%</w:t>
+        <w:t>: 91.69%</w:t>
       </w:r>
     </w:p>
     <w:p/>
@@ -3202,7 +2970,6 @@
       </w:pPr>
       <w:bookmarkStart w:id="11" w:name="_Toc190684952"/>
       <w:r>
-        <w:lastRenderedPageBreak/>
         <w:t xml:space="preserve">4.2 Classification </w:t>
       </w:r>
       <w:r>
@@ -3241,7 +3008,6 @@
         </w:rPr>
         <w:t xml:space="preserve">erformance </w:t>
       </w:r>
-      <w:proofErr w:type="gramStart"/>
       <w:r>
         <w:rPr>
           <w:b/>
@@ -3257,13 +3023,8 @@
         <w:t xml:space="preserve">lasses </w:t>
       </w:r>
       <w:r>
-        <w:t>:</w:t>
-      </w:r>
-      <w:proofErr w:type="gramEnd"/>
-      <w:r>
-        <w:t xml:space="preserve"> Classes like </w:t>
-      </w:r>
-      <w:proofErr w:type="spellStart"/>
+        <w:t xml:space="preserve">: Classes like </w:t>
+      </w:r>
       <w:r>
         <w:rPr>
           <w:b/>
@@ -3271,11 +3032,9 @@
         </w:rPr>
         <w:t>army_worm</w:t>
       </w:r>
-      <w:proofErr w:type="spellEnd"/>
       <w:r>
         <w:t xml:space="preserve">, </w:t>
       </w:r>
-      <w:proofErr w:type="spellStart"/>
       <w:r>
         <w:rPr>
           <w:b/>
@@ -3283,11 +3042,9 @@
         </w:rPr>
         <w:t>healthy_leaf</w:t>
       </w:r>
-      <w:proofErr w:type="spellEnd"/>
       <w:r>
         <w:t xml:space="preserve">, and </w:t>
       </w:r>
-      <w:proofErr w:type="spellStart"/>
       <w:r>
         <w:rPr>
           <w:b/>
@@ -3295,7 +3052,6 @@
         </w:rPr>
         <w:t>powdery_mildew_leaf</w:t>
       </w:r>
-      <w:proofErr w:type="spellEnd"/>
       <w:r>
         <w:t xml:space="preserve"> achieved high precision, recall, and F1-scores (&gt;0.90).</w:t>
       </w:r>
@@ -3328,7 +3084,6 @@
         </w:rPr>
         <w:t xml:space="preserve">erformance </w:t>
       </w:r>
-      <w:proofErr w:type="gramStart"/>
       <w:r>
         <w:rPr>
           <w:b/>
@@ -3344,13 +3099,8 @@
         <w:t xml:space="preserve">lasses </w:t>
       </w:r>
       <w:r>
-        <w:t>:</w:t>
-      </w:r>
-      <w:proofErr w:type="gramEnd"/>
-      <w:r>
-        <w:t xml:space="preserve"> </w:t>
-      </w:r>
-      <w:proofErr w:type="spellStart"/>
+        <w:t xml:space="preserve">: </w:t>
+      </w:r>
       <w:r>
         <w:rPr>
           <w:b/>
@@ -3358,11 +3108,9 @@
         </w:rPr>
         <w:t>leaf_scab</w:t>
       </w:r>
-      <w:proofErr w:type="spellEnd"/>
       <w:r>
         <w:t xml:space="preserve"> and </w:t>
       </w:r>
-      <w:proofErr w:type="spellStart"/>
       <w:r>
         <w:rPr>
           <w:b/>
@@ -3370,9 +3118,14 @@
         </w:rPr>
         <w:t>viral_disease</w:t>
       </w:r>
-      <w:proofErr w:type="spellEnd"/>
-      <w:r>
-        <w:t xml:space="preserve"> had lower F1-scores (0.72 and 0.67, respectively), likely due to fewer samples or class imbalance.</w:t>
+      <w:r>
+        <w:t xml:space="preserve"> had lower F1-scores (0.72 and 0.67, respectively), due to fewer samples </w:t>
+      </w:r>
+      <w:r>
+        <w:t>and</w:t>
+      </w:r>
+      <w:r>
+        <w:t xml:space="preserve"> class imbalance.</w:t>
       </w:r>
     </w:p>
     <w:p>
@@ -3389,7 +3142,6 @@
         </w:rPr>
         <w:t xml:space="preserve">Overall </w:t>
       </w:r>
-      <w:proofErr w:type="gramStart"/>
       <w:r>
         <w:rPr>
           <w:b/>
@@ -3405,11 +3157,7 @@
         <w:t xml:space="preserve">ccuracy </w:t>
       </w:r>
       <w:r>
-        <w:t>:</w:t>
-      </w:r>
-      <w:proofErr w:type="gramEnd"/>
-      <w:r>
-        <w:t xml:space="preserve"> The model achieved an impressive test accuracy of 91.69%, with a weighted average F1-score of 0.92.</w:t>
+        <w:t>: The model achieved an impressive test accuracy of 91.69%, with a weighted average F1-score of 0.92.</w:t>
       </w:r>
     </w:p>
     <w:p/>
@@ -3633,11 +3381,9 @@
             <w:hideMark/>
           </w:tcPr>
           <w:p>
-            <w:proofErr w:type="spellStart"/>
             <w:r>
               <w:t>army_worm</w:t>
             </w:r>
-            <w:proofErr w:type="spellEnd"/>
           </w:p>
         </w:tc>
         <w:tc>
@@ -3762,11 +3508,9 @@
             <w:hideMark/>
           </w:tcPr>
           <w:p>
-            <w:proofErr w:type="spellStart"/>
             <w:r>
               <w:t>black_rust</w:t>
             </w:r>
-            <w:proofErr w:type="spellEnd"/>
           </w:p>
         </w:tc>
         <w:tc>
@@ -3891,11 +3635,9 @@
             <w:hideMark/>
           </w:tcPr>
           <w:p>
-            <w:proofErr w:type="spellStart"/>
             <w:r>
               <w:t>brown_rust</w:t>
             </w:r>
-            <w:proofErr w:type="spellEnd"/>
           </w:p>
         </w:tc>
         <w:tc>
@@ -4020,11 +3762,9 @@
             <w:hideMark/>
           </w:tcPr>
           <w:p>
-            <w:proofErr w:type="spellStart"/>
             <w:r>
               <w:t>common_rust</w:t>
             </w:r>
-            <w:proofErr w:type="spellEnd"/>
           </w:p>
         </w:tc>
         <w:tc>
@@ -4149,11 +3889,9 @@
             <w:hideMark/>
           </w:tcPr>
           <w:p>
-            <w:proofErr w:type="spellStart"/>
             <w:r>
               <w:t>healthy_leaf</w:t>
             </w:r>
-            <w:proofErr w:type="spellEnd"/>
           </w:p>
         </w:tc>
         <w:tc>
@@ -4278,11 +4016,9 @@
             <w:hideMark/>
           </w:tcPr>
           <w:p>
-            <w:proofErr w:type="spellStart"/>
             <w:r>
               <w:t>leaf_blight</w:t>
             </w:r>
-            <w:proofErr w:type="spellEnd"/>
           </w:p>
         </w:tc>
         <w:tc>
@@ -4407,11 +4143,9 @@
             <w:hideMark/>
           </w:tcPr>
           <w:p>
-            <w:proofErr w:type="spellStart"/>
             <w:r>
               <w:t>leaf_scab</w:t>
             </w:r>
-            <w:proofErr w:type="spellEnd"/>
           </w:p>
         </w:tc>
         <w:tc>
@@ -4536,11 +4270,9 @@
             <w:hideMark/>
           </w:tcPr>
           <w:p>
-            <w:proofErr w:type="spellStart"/>
             <w:r>
               <w:t>powdery_mildew_leaf</w:t>
             </w:r>
-            <w:proofErr w:type="spellEnd"/>
           </w:p>
         </w:tc>
         <w:tc>
@@ -4665,11 +4397,10 @@
             <w:hideMark/>
           </w:tcPr>
           <w:p>
-            <w:proofErr w:type="spellStart"/>
-            <w:r>
+            <w:r>
+              <w:lastRenderedPageBreak/>
               <w:t>viral_disease</w:t>
             </w:r>
-            <w:proofErr w:type="spellEnd"/>
           </w:p>
         </w:tc>
         <w:tc>
@@ -4794,11 +4525,9 @@
             <w:hideMark/>
           </w:tcPr>
           <w:p>
-            <w:proofErr w:type="spellStart"/>
             <w:r>
               <w:t>yellow_rust</w:t>
             </w:r>
-            <w:proofErr w:type="spellEnd"/>
           </w:p>
         </w:tc>
         <w:tc>
@@ -5091,17 +4820,8 @@
                 <w:b/>
                 <w:bCs/>
               </w:rPr>
-              <w:t xml:space="preserve">Macro </w:t>
-            </w:r>
-            <w:proofErr w:type="spellStart"/>
-            <w:r>
-              <w:rPr>
-                <w:b/>
-                <w:bCs/>
-              </w:rPr>
-              <w:t>Avg</w:t>
-            </w:r>
-            <w:proofErr w:type="spellEnd"/>
+              <w:t>Macro Avg</w:t>
+            </w:r>
           </w:p>
         </w:tc>
         <w:tc>
@@ -5272,17 +4992,8 @@
                 <w:b/>
                 <w:bCs/>
               </w:rPr>
-              <w:t xml:space="preserve">Weighted </w:t>
-            </w:r>
-            <w:proofErr w:type="spellStart"/>
-            <w:r>
-              <w:rPr>
-                <w:b/>
-                <w:bCs/>
-              </w:rPr>
-              <w:t>Avg</w:t>
-            </w:r>
-            <w:proofErr w:type="spellEnd"/>
+              <w:t>Weighted Avg</w:t>
+            </w:r>
           </w:p>
         </w:tc>
         <w:tc>
@@ -5433,7 +5144,6 @@
         <w:rPr>
           <w:noProof/>
         </w:rPr>
-        <w:lastRenderedPageBreak/>
         <w:drawing>
           <wp:inline distT="0" distB="0" distL="0" distR="0" wp14:anchorId="46EA17AE" wp14:editId="62C31BEB">
             <wp:extent cx="5987332" cy="5471251"/>
@@ -5477,6 +5187,7 @@
       </w:pPr>
       <w:bookmarkStart w:id="12" w:name="_Toc190684953"/>
       <w:r>
+        <w:lastRenderedPageBreak/>
         <w:t>4</w:t>
       </w:r>
       <w:r>
@@ -5504,7 +5215,6 @@
         </w:rPr>
         <w:t xml:space="preserve">High </w:t>
       </w:r>
-      <w:proofErr w:type="gramStart"/>
       <w:r>
         <w:rPr>
           <w:b/>
@@ -5520,11 +5230,7 @@
         <w:t xml:space="preserve">ccuracy </w:t>
       </w:r>
       <w:r>
-        <w:t>:</w:t>
-      </w:r>
-      <w:proofErr w:type="gramEnd"/>
-      <w:r>
-        <w:t xml:space="preserve"> </w:t>
+        <w:t xml:space="preserve">: </w:t>
       </w:r>
       <w:r>
         <w:t>t</w:t>
@@ -5561,7 +5267,6 @@
         </w:rPr>
         <w:t xml:space="preserve">recision </w:t>
       </w:r>
-      <w:proofErr w:type="gramStart"/>
       <w:r>
         <w:rPr>
           <w:b/>
@@ -5577,11 +5282,7 @@
         <w:t xml:space="preserve">raining </w:t>
       </w:r>
       <w:r>
-        <w:t>:</w:t>
-      </w:r>
-      <w:proofErr w:type="gramEnd"/>
-      <w:r>
-        <w:t xml:space="preserve"> </w:t>
+        <w:t xml:space="preserve">: </w:t>
       </w:r>
       <w:r>
         <w:t>e</w:t>
@@ -5604,7 +5305,6 @@
         </w:rPr>
         <w:t xml:space="preserve">Early </w:t>
       </w:r>
-      <w:proofErr w:type="gramStart"/>
       <w:r>
         <w:rPr>
           <w:b/>
@@ -5620,11 +5320,7 @@
         <w:t xml:space="preserve">topping </w:t>
       </w:r>
       <w:r>
-        <w:t>:</w:t>
-      </w:r>
-      <w:proofErr w:type="gramEnd"/>
-      <w:r>
-        <w:t xml:space="preserve"> </w:t>
+        <w:t xml:space="preserve">: </w:t>
       </w:r>
       <w:r>
         <w:t>p</w:t>
@@ -5666,7 +5362,6 @@
         </w:rPr>
         <w:t xml:space="preserve">Class </w:t>
       </w:r>
-      <w:proofErr w:type="gramStart"/>
       <w:r>
         <w:rPr>
           <w:b/>
@@ -5682,37 +5377,30 @@
         <w:t xml:space="preserve">mbalance </w:t>
       </w:r>
       <w:r>
-        <w:t>:</w:t>
-      </w:r>
-      <w:proofErr w:type="gramEnd"/>
+        <w:t xml:space="preserve">: </w:t>
+      </w:r>
+      <w:r>
+        <w:t>s</w:t>
+      </w:r>
+      <w:r>
+        <w:t xml:space="preserve">ome classes </w:t>
+      </w:r>
+      <w:r>
+        <w:t>like</w:t>
+      </w:r>
       <w:r>
         <w:t xml:space="preserve"> </w:t>
       </w:r>
       <w:r>
-        <w:t>s</w:t>
-      </w:r>
-      <w:r>
-        <w:t xml:space="preserve">ome classes </w:t>
-      </w:r>
-      <w:r>
-        <w:t>like</w:t>
-      </w:r>
-      <w:r>
-        <w:t xml:space="preserve"> </w:t>
-      </w:r>
-      <w:proofErr w:type="spellStart"/>
-      <w:r>
         <w:rPr>
           <w:b/>
           <w:bCs/>
         </w:rPr>
         <w:t>leaf_scab</w:t>
       </w:r>
-      <w:proofErr w:type="spellEnd"/>
       <w:r>
         <w:t xml:space="preserve"> and </w:t>
       </w:r>
-      <w:proofErr w:type="spellStart"/>
       <w:r>
         <w:rPr>
           <w:b/>
@@ -5720,7 +5408,6 @@
         </w:rPr>
         <w:t>viral_disease</w:t>
       </w:r>
-      <w:proofErr w:type="spellEnd"/>
       <w:r>
         <w:t xml:space="preserve"> had significantly fewer samples, leading to lower performance.</w:t>
       </w:r>
@@ -8826,6 +8513,7 @@
   <w:style w:type="character" w:default="1" w:styleId="DefaultParagraphFont">
     <w:name w:val="Default Paragraph Font"/>
     <w:uiPriority w:val="1"/>
+    <w:semiHidden/>
     <w:unhideWhenUsed/>
   </w:style>
   <w:style w:type="table" w:default="1" w:styleId="TableNormal">
